--- a/PadNote/Dnevnik_razdely~~.docx
+++ b/PadNote/Dnevnik_razdely~~.docx
@@ -729,37 +729,14 @@
           </w:p>
           <w:p>
             <w:pPr>
-              <w:jc w:val="both"/>
-              <w:rPr>
-                <w:rFonts w:ascii="GOST type B" w:hAnsi="GOST type B" w:cs="Times New Roman"/>
-                <w:i/>
-                <w:sz w:val="28"/>
-                <w:szCs w:val="28"/>
-                <w:highlight w:val="yellow"/>
-              </w:rPr>
-            </w:pPr>
-          </w:p>
-          <w:p>
-            <w:pPr>
-              <w:jc w:val="center"/>
-              <w:rPr>
-                <w:rFonts w:ascii="GOST type B" w:hAnsi="GOST type B" w:cs="Times New Roman"/>
-                <w:i/>
-                <w:sz w:val="28"/>
-                <w:szCs w:val="28"/>
-                <w:highlight w:val="yellow"/>
-              </w:rPr>
-            </w:pPr>
-            <w:r>
-              <w:rPr>
-                <w:rFonts w:ascii="GOST type B" w:hAnsi="GOST type B" w:cs="Times New Roman"/>
-                <w:i/>
-                <w:sz w:val="28"/>
-                <w:szCs w:val="28"/>
-                <w:highlight w:val="yellow"/>
-              </w:rPr>
-              <w:t>(приложение А)</w:t>
-            </w:r>
+              <w:rPr>
+                <w:rFonts w:ascii="GOST type B" w:hAnsi="GOST type B" w:cs="Times New Roman"/>
+                <w:i/>
+                <w:sz w:val="28"/>
+                <w:szCs w:val="28"/>
+                <w:highlight w:val="yellow"/>
+              </w:rPr>
+            </w:pPr>
           </w:p>
         </w:tc>
         <w:tc>
@@ -1096,25 +1073,24 @@
                 <w:sz w:val="28"/>
                 <w:szCs w:val="28"/>
               </w:rPr>
-              <w:t>Руководитель от предприятия объяснил мне все мои обязанности, которые нужно будет выполнять в период всей практики.</w:t>
-            </w:r>
-            <w:r>
-              <w:rPr>
-                <w:rFonts w:ascii="GOST type B" w:hAnsi="GOST type B"/>
-                <w:i/>
-                <w:sz w:val="28"/>
-                <w:szCs w:val="28"/>
-              </w:rPr>
-              <w:t xml:space="preserve"> Также познакомил со всем оборудованием</w:t>
-            </w:r>
-            <w:r>
-              <w:rPr>
-                <w:rFonts w:ascii="GOST type B" w:hAnsi="GOST type B"/>
-                <w:i/>
-                <w:sz w:val="28"/>
-                <w:szCs w:val="28"/>
-              </w:rPr>
-              <w:t>.</w:t>
+              <w:t>Логика процессов учета заявок, принципы автоматизации учета.</w:t>
+            </w:r>
+            <w:r>
+              <w:rPr>
+                <w:rFonts w:ascii="Roboto" w:hAnsi="Roboto"/>
+                <w:color w:val="FFFFFF"/>
+                <w:shd w:val="clear" w:color="auto" w:fill="766AC8"/>
+              </w:rPr>
+              <w:t xml:space="preserve"> </w:t>
+            </w:r>
+            <w:r>
+              <w:rPr>
+                <w:rFonts w:ascii="GOST type B" w:hAnsi="GOST type B"/>
+                <w:i/>
+                <w:sz w:val="28"/>
+                <w:szCs w:val="28"/>
+              </w:rPr>
+              <w:t>Анализ задач учета заявок, определение функционала, изучение аналогов и лучших практик.</w:t>
             </w:r>
           </w:p>
         </w:tc>
@@ -1299,7 +1275,7 @@
                 <w:sz w:val="28"/>
                 <w:szCs w:val="28"/>
               </w:rPr>
-              <w:t xml:space="preserve">Анализ предметной </w:t>
+              <w:t xml:space="preserve">Анализ предметной области. Определение </w:t>
             </w:r>
             <w:r>
               <w:rPr>
@@ -1309,7 +1285,7 @@
                 <w:szCs w:val="28"/>
               </w:rPr>
               <w:lastRenderedPageBreak/>
-              <w:t xml:space="preserve">области. Определение требований проекта. </w:t>
+              <w:t xml:space="preserve">требований проекта. </w:t>
             </w:r>
             <w:proofErr w:type="gramStart"/>
             <w:r>
@@ -1396,13 +1372,72 @@
           </w:tcPr>
           <w:p>
             <w:pPr>
-              <w:rPr>
-                <w:rFonts w:ascii="GOST type B" w:hAnsi="GOST type B"/>
-                <w:i/>
-                <w:sz w:val="28"/>
-                <w:szCs w:val="28"/>
-              </w:rPr>
-            </w:pPr>
+              <w:ind w:left="708"/>
+              <w:rPr>
+                <w:rFonts w:ascii="GOST type B" w:hAnsi="GOST type B"/>
+                <w:i/>
+                <w:sz w:val="28"/>
+                <w:szCs w:val="28"/>
+              </w:rPr>
+            </w:pPr>
+            <w:r>
+              <w:rPr>
+                <w:rFonts w:ascii="GOST type B" w:hAnsi="GOST type B"/>
+                <w:i/>
+                <w:sz w:val="28"/>
+                <w:szCs w:val="28"/>
+                <w:highlight w:val="yellow"/>
+              </w:rPr>
+              <w:t>3</w:t>
+            </w:r>
+            <w:r>
+              <w:rPr>
+                <w:rFonts w:ascii="GOST type B" w:hAnsi="GOST type B"/>
+                <w:i/>
+                <w:sz w:val="28"/>
+                <w:szCs w:val="28"/>
+                <w:highlight w:val="yellow"/>
+              </w:rPr>
+              <w:t>.</w:t>
+            </w:r>
+            <w:r>
+              <w:rPr>
+                <w:rFonts w:ascii="GOST type B" w:hAnsi="GOST type B"/>
+                <w:i/>
+                <w:sz w:val="28"/>
+                <w:szCs w:val="28"/>
+              </w:rPr>
+              <w:t xml:space="preserve">  </w:t>
+            </w:r>
+            <w:r>
+              <w:rPr>
+                <w:rFonts w:ascii="GOST type B" w:hAnsi="GOST type B"/>
+                <w:i/>
+                <w:sz w:val="28"/>
+                <w:szCs w:val="28"/>
+              </w:rPr>
+              <w:t xml:space="preserve">Требования к системе учета заявок и </w:t>
+            </w:r>
+            <w:r>
+              <w:rPr>
+                <w:rFonts w:ascii="GOST type B" w:hAnsi="GOST type B"/>
+                <w:i/>
+                <w:sz w:val="28"/>
+                <w:szCs w:val="28"/>
+              </w:rPr>
+              <w:lastRenderedPageBreak/>
+              <w:t xml:space="preserve">технические документы. </w:t>
+            </w:r>
+            <w:r>
+              <w:rPr>
+                <w:rFonts w:ascii="GOST type B" w:hAnsi="GOST type B"/>
+                <w:i/>
+                <w:sz w:val="28"/>
+                <w:szCs w:val="28"/>
+              </w:rPr>
+              <w:br/>
+              <w:t>Формирование "Технического задания" с описанием функций программы и согласование его с руководителем.</w:t>
+            </w:r>
           </w:p>
         </w:tc>
         <w:tc>
@@ -1422,6 +1457,7 @@
                 <w:sz w:val="24"/>
                 <w:szCs w:val="24"/>
               </w:rPr>
+              <w:lastRenderedPageBreak/>
               <w:t>6</w:t>
             </w:r>
           </w:p>
@@ -1623,7 +1659,7 @@
                 <w:szCs w:val="28"/>
                 <w:highlight w:val="yellow"/>
               </w:rPr>
-              <w:t>3</w:t>
+              <w:t>4</w:t>
             </w:r>
             <w:r>
               <w:rPr>
@@ -1642,36 +1678,26 @@
                 <w:sz w:val="28"/>
                 <w:szCs w:val="28"/>
               </w:rPr>
-              <w:t xml:space="preserve">  </w:t>
-            </w:r>
-            <w:proofErr w:type="gramStart"/>
-            <w:r>
-              <w:rPr>
-                <w:rFonts w:ascii="GOST type B" w:hAnsi="GOST type B"/>
-                <w:i/>
-                <w:sz w:val="28"/>
-                <w:szCs w:val="28"/>
-              </w:rPr>
-              <w:t>Настройка  программного</w:t>
-            </w:r>
-            <w:proofErr w:type="gramEnd"/>
-            <w:r>
-              <w:rPr>
-                <w:rFonts w:ascii="GOST type B" w:hAnsi="GOST type B"/>
-                <w:i/>
-                <w:sz w:val="28"/>
-                <w:szCs w:val="28"/>
-              </w:rPr>
-              <w:t xml:space="preserve"> обеспечения и сетевого оборудования. Изучение Сетевых операционных систем с открытым и закрытым кодом.</w:t>
-            </w:r>
-            <w:r>
-              <w:rPr>
-                <w:rFonts w:ascii="GOST type B" w:hAnsi="GOST type B"/>
-                <w:i/>
-                <w:sz w:val="28"/>
-                <w:szCs w:val="28"/>
-              </w:rPr>
               <w:t xml:space="preserve"> </w:t>
+            </w:r>
+            <w:r>
+              <w:rPr>
+                <w:rFonts w:ascii="GOST type B" w:hAnsi="GOST type B"/>
+                <w:i/>
+                <w:sz w:val="28"/>
+                <w:szCs w:val="28"/>
+              </w:rPr>
+              <w:t xml:space="preserve">Гибкие методологии в разработке программного обеспечения. </w:t>
+            </w:r>
+            <w:r>
+              <w:rPr>
+                <w:rFonts w:ascii="GOST type B" w:hAnsi="GOST type B"/>
+                <w:i/>
+                <w:sz w:val="28"/>
+                <w:szCs w:val="28"/>
+              </w:rPr>
+              <w:br/>
+              <w:t>Изучение методологий, выбор подходящей для проекта, обоснование решения.</w:t>
             </w:r>
           </w:p>
         </w:tc>
@@ -1849,7 +1875,7 @@
                 <w:sz w:val="28"/>
                 <w:szCs w:val="28"/>
               </w:rPr>
-              <w:t xml:space="preserve">Выполнение работ внутреннего проектирования программного продукта: разработка схем проекта, математическое моделирование; </w:t>
+              <w:t xml:space="preserve">Выполнение работ внутреннего проектирования программного продукта: разработка схем проекта, математическое моделирование; разработка документа </w:t>
             </w:r>
             <w:r>
               <w:rPr>
@@ -1859,7 +1885,7 @@
                 <w:szCs w:val="28"/>
               </w:rPr>
               <w:lastRenderedPageBreak/>
-              <w:t>разработка документа «Пояснительная записка» (разработка, оформление и согласование документа)</w:t>
+              <w:t>«Пояснительная записка» (разработка, оформление и согласование документа)</w:t>
             </w:r>
           </w:p>
         </w:tc>
@@ -1902,36 +1928,38 @@
                 <w:szCs w:val="28"/>
                 <w:highlight w:val="yellow"/>
               </w:rPr>
-              <w:t>4</w:t>
-            </w:r>
-            <w:r>
-              <w:rPr>
-                <w:rFonts w:ascii="GOST type B" w:hAnsi="GOST type B"/>
-                <w:i/>
-                <w:sz w:val="28"/>
-                <w:szCs w:val="28"/>
-                <w:highlight w:val="yellow"/>
-              </w:rPr>
-              <w:t>.</w:t>
-            </w:r>
-            <w:r>
-              <w:rPr>
-                <w:rFonts w:ascii="GOST type B" w:hAnsi="GOST type B"/>
-                <w:i/>
-                <w:sz w:val="28"/>
-                <w:szCs w:val="28"/>
-              </w:rPr>
-              <w:t xml:space="preserve"> </w:t>
-            </w:r>
-            <w:r>
-              <w:rPr>
-                <w:rFonts w:ascii="GOST type B" w:hAnsi="GOST type B"/>
-                <w:i/>
-                <w:sz w:val="28"/>
-                <w:szCs w:val="28"/>
-              </w:rPr>
-              <w:t>Практика администрирования локальных вычислительных сетей и принятия мер по устранению возможных сбоев</w:t>
-            </w:r>
+              <w:t>5</w:t>
+            </w:r>
+            <w:bookmarkStart w:id="0" w:name="_Hlk196125990"/>
+            <w:r>
+              <w:rPr>
+                <w:rFonts w:ascii="GOST type B" w:hAnsi="GOST type B"/>
+                <w:i/>
+                <w:sz w:val="28"/>
+                <w:szCs w:val="28"/>
+              </w:rPr>
+              <w:t xml:space="preserve">. </w:t>
+            </w:r>
+            <w:r>
+              <w:rPr>
+                <w:rFonts w:ascii="GOST type B" w:hAnsi="GOST type B"/>
+                <w:i/>
+                <w:sz w:val="28"/>
+                <w:szCs w:val="28"/>
+              </w:rPr>
+              <w:t xml:space="preserve">Основные принципы пользовательского интерфейса. </w:t>
+            </w:r>
+            <w:r>
+              <w:rPr>
+                <w:rFonts w:ascii="GOST type B" w:hAnsi="GOST type B"/>
+                <w:i/>
+                <w:sz w:val="28"/>
+                <w:szCs w:val="28"/>
+              </w:rPr>
+              <w:br/>
+              <w:t>Проектирование внешней части программы, разработка макета интерфейса.</w:t>
+            </w:r>
+            <w:bookmarkEnd w:id="0"/>
           </w:p>
         </w:tc>
         <w:tc>
@@ -2171,6 +2199,25 @@
                 <w:szCs w:val="28"/>
                 <w:highlight w:val="yellow"/>
               </w:rPr>
+              <w:t>6</w:t>
+            </w:r>
+            <w:r>
+              <w:rPr>
+                <w:rFonts w:ascii="GOST type B" w:hAnsi="GOST type B"/>
+                <w:i/>
+                <w:sz w:val="28"/>
+                <w:szCs w:val="28"/>
+                <w:highlight w:val="yellow"/>
+              </w:rPr>
+              <w:t>.</w:t>
+            </w:r>
+            <w:r>
+              <w:rPr>
+                <w:rFonts w:ascii="GOST type B" w:hAnsi="GOST type B"/>
+                <w:i/>
+                <w:sz w:val="28"/>
+                <w:szCs w:val="28"/>
+              </w:rPr>
               <w:t xml:space="preserve"> </w:t>
             </w:r>
             <w:r>
@@ -2179,67 +2226,30 @@
                 <w:i/>
                 <w:sz w:val="28"/>
                 <w:szCs w:val="28"/>
-                <w:highlight w:val="yellow"/>
-              </w:rPr>
-              <w:t>5</w:t>
-            </w:r>
-            <w:r>
-              <w:rPr>
-                <w:rFonts w:ascii="GOST type B" w:hAnsi="GOST type B"/>
-                <w:i/>
-                <w:sz w:val="28"/>
-                <w:szCs w:val="28"/>
-                <w:highlight w:val="yellow"/>
-              </w:rPr>
-              <w:t>.</w:t>
-            </w:r>
-            <w:r>
-              <w:rPr>
-                <w:rFonts w:ascii="GOST type B" w:hAnsi="GOST type B"/>
-                <w:i/>
-                <w:sz w:val="28"/>
-                <w:szCs w:val="28"/>
-              </w:rPr>
-              <w:t xml:space="preserve"> </w:t>
-            </w:r>
-            <w:bookmarkStart w:id="0" w:name="_Hlk196125990"/>
-            <w:r>
-              <w:rPr>
-                <w:rFonts w:ascii="GOST type B" w:hAnsi="GOST type B"/>
-                <w:i/>
-                <w:sz w:val="28"/>
-                <w:szCs w:val="28"/>
-              </w:rPr>
-              <w:t>Организация доступа к локальным и глобальным сетям.</w:t>
-            </w:r>
-            <w:r>
-              <w:rPr>
-                <w:rFonts w:ascii="GOST type B" w:hAnsi="GOST type B"/>
-                <w:i/>
-                <w:sz w:val="28"/>
-                <w:szCs w:val="28"/>
-              </w:rPr>
-              <w:t xml:space="preserve"> </w:t>
-            </w:r>
-            <w:r>
-              <w:rPr>
-                <w:rFonts w:ascii="GOST type B" w:hAnsi="GOST type B"/>
-                <w:i/>
-                <w:sz w:val="28"/>
-                <w:szCs w:val="28"/>
-              </w:rPr>
-              <w:t>Детальное изучение информационной компьютерной системы на предприятии</w:t>
-            </w:r>
-            <w:r>
-              <w:rPr>
-                <w:rFonts w:ascii="GOST type B" w:hAnsi="GOST type B"/>
-                <w:i/>
-                <w:sz w:val="28"/>
-                <w:szCs w:val="28"/>
-              </w:rPr>
-              <w:t xml:space="preserve"> </w:t>
-            </w:r>
-            <w:bookmarkEnd w:id="0"/>
+              </w:rPr>
+              <w:t xml:space="preserve">Алгоритмы обработки заявок. </w:t>
+            </w:r>
+            <w:r>
+              <w:rPr>
+                <w:rFonts w:ascii="GOST type B" w:hAnsi="GOST type B"/>
+                <w:i/>
+                <w:sz w:val="28"/>
+                <w:szCs w:val="28"/>
+              </w:rPr>
+              <w:br/>
+              <w:t>Разработка и моделирование алгоритмов, структурирование их логики.</w:t>
+            </w:r>
+          </w:p>
+          <w:p>
+            <w:pPr>
+              <w:ind w:left="708"/>
+              <w:rPr>
+                <w:rFonts w:ascii="GOST type B" w:hAnsi="GOST type B"/>
+                <w:i/>
+                <w:sz w:val="28"/>
+                <w:szCs w:val="28"/>
+              </w:rPr>
+            </w:pPr>
           </w:p>
         </w:tc>
         <w:tc>
@@ -2443,6 +2453,16 @@
           </w:tcPr>
           <w:p>
             <w:pPr>
+              <w:rPr>
+                <w:rFonts w:ascii="GOST type B" w:hAnsi="GOST type B"/>
+                <w:i/>
+                <w:sz w:val="28"/>
+                <w:szCs w:val="28"/>
+              </w:rPr>
+            </w:pPr>
+          </w:p>
+          <w:p>
+            <w:pPr>
               <w:ind w:left="708"/>
               <w:rPr>
                 <w:rFonts w:ascii="GOST type B" w:hAnsi="GOST type B"/>
@@ -2459,7 +2479,7 @@
                 <w:szCs w:val="28"/>
                 <w:highlight w:val="yellow"/>
               </w:rPr>
-              <w:t>6</w:t>
+              <w:t>7</w:t>
             </w:r>
             <w:r>
               <w:rPr>
@@ -2480,46 +2500,25 @@
               </w:rPr>
               <w:t xml:space="preserve"> </w:t>
             </w:r>
-            <w:bookmarkStart w:id="1" w:name="_Hlk196126014"/>
-            <w:r>
-              <w:rPr>
-                <w:rFonts w:ascii="GOST type B" w:hAnsi="GOST type B"/>
-                <w:i/>
-                <w:sz w:val="28"/>
-                <w:szCs w:val="28"/>
-              </w:rPr>
-              <w:t>Сопровождение и контроль использования почтового сервера, SQL – сервера.</w:t>
-            </w:r>
-            <w:r>
-              <w:rPr>
-                <w:rFonts w:ascii="GOST type B" w:hAnsi="GOST type B"/>
-                <w:i/>
-                <w:sz w:val="28"/>
-                <w:szCs w:val="28"/>
-              </w:rPr>
-              <w:t xml:space="preserve"> Расчет стоимости лицензионного ПО сетевой инфраструктуры.</w:t>
-            </w:r>
-            <w:bookmarkEnd w:id="1"/>
-          </w:p>
-          <w:p>
-            <w:pPr>
-              <w:rPr>
-                <w:rFonts w:ascii="GOST type B" w:hAnsi="GOST type B"/>
-                <w:i/>
-                <w:sz w:val="28"/>
-                <w:szCs w:val="28"/>
-              </w:rPr>
-            </w:pPr>
-          </w:p>
-          <w:p>
-            <w:pPr>
-              <w:rPr>
-                <w:rFonts w:ascii="GOST type B" w:hAnsi="GOST type B"/>
-                <w:i/>
-                <w:sz w:val="28"/>
-                <w:szCs w:val="28"/>
-              </w:rPr>
-            </w:pPr>
+            <w:r>
+              <w:rPr>
+                <w:rFonts w:ascii="GOST type B" w:hAnsi="GOST type B"/>
+                <w:i/>
+                <w:sz w:val="28"/>
+                <w:szCs w:val="28"/>
+              </w:rPr>
+              <w:t xml:space="preserve">Архитектура ядра системы учета заявок. </w:t>
+            </w:r>
+            <w:r>
+              <w:rPr>
+                <w:rFonts w:ascii="GOST type B" w:hAnsi="GOST type B"/>
+                <w:i/>
+                <w:sz w:val="28"/>
+                <w:szCs w:val="28"/>
+              </w:rPr>
+              <w:br/>
+              <w:t>Написание базового функционала для работы с заявками и их хранения.</w:t>
+            </w:r>
             <w:r>
               <w:rPr>
                 <w:rFonts w:ascii="GOST type B" w:hAnsi="GOST type B"/>
@@ -2749,7 +2748,7 @@
                 <w:szCs w:val="28"/>
                 <w:highlight w:val="yellow"/>
               </w:rPr>
-              <w:t>7</w:t>
+              <w:t>8</w:t>
             </w:r>
             <w:r>
               <w:rPr>
@@ -2770,93 +2769,25 @@
               </w:rPr>
               <w:t xml:space="preserve"> </w:t>
             </w:r>
-            <w:bookmarkStart w:id="2" w:name="_Hlk196126033"/>
-            <w:r>
-              <w:rPr>
-                <w:rFonts w:ascii="GOST type B" w:hAnsi="GOST type B"/>
-                <w:i/>
-                <w:sz w:val="28"/>
-                <w:szCs w:val="28"/>
-              </w:rPr>
-              <w:t>Выполн</w:t>
-            </w:r>
-            <w:r>
-              <w:rPr>
-                <w:rFonts w:ascii="GOST type B" w:hAnsi="GOST type B"/>
-                <w:i/>
-                <w:sz w:val="28"/>
-                <w:szCs w:val="28"/>
-              </w:rPr>
-              <w:t>ение</w:t>
-            </w:r>
-            <w:r>
-              <w:rPr>
-                <w:rFonts w:ascii="GOST type B" w:hAnsi="GOST type B"/>
-                <w:i/>
-                <w:sz w:val="28"/>
-                <w:szCs w:val="28"/>
-              </w:rPr>
-              <w:t xml:space="preserve"> </w:t>
-            </w:r>
-            <w:r>
-              <w:rPr>
-                <w:rFonts w:ascii="GOST type B" w:hAnsi="GOST type B"/>
-                <w:i/>
-                <w:sz w:val="28"/>
-                <w:szCs w:val="28"/>
-              </w:rPr>
-              <w:t xml:space="preserve">работ по </w:t>
-            </w:r>
-            <w:r>
-              <w:rPr>
-                <w:rFonts w:ascii="GOST type B" w:hAnsi="GOST type B"/>
-                <w:i/>
-                <w:sz w:val="28"/>
-                <w:szCs w:val="28"/>
-              </w:rPr>
-              <w:t>отладк</w:t>
-            </w:r>
-            <w:r>
-              <w:rPr>
-                <w:rFonts w:ascii="GOST type B" w:hAnsi="GOST type B"/>
-                <w:i/>
-                <w:sz w:val="28"/>
-                <w:szCs w:val="28"/>
-              </w:rPr>
-              <w:t>е</w:t>
-            </w:r>
-            <w:r>
-              <w:rPr>
-                <w:rFonts w:ascii="GOST type B" w:hAnsi="GOST type B"/>
-                <w:i/>
-                <w:sz w:val="28"/>
-                <w:szCs w:val="28"/>
-              </w:rPr>
-              <w:t xml:space="preserve"> программного модуля с использованием специализированных программных средств.</w:t>
-            </w:r>
-            <w:r>
-              <w:t xml:space="preserve"> </w:t>
-            </w:r>
-            <w:r>
-              <w:rPr>
-                <w:rFonts w:ascii="GOST type B" w:hAnsi="GOST type B"/>
-                <w:i/>
-                <w:sz w:val="28"/>
-                <w:szCs w:val="28"/>
-              </w:rPr>
-              <w:t xml:space="preserve">Осуществлять </w:t>
-            </w:r>
-            <w:r>
-              <w:rPr>
-                <w:rFonts w:ascii="GOST type B" w:hAnsi="GOST type B"/>
-                <w:i/>
-                <w:sz w:val="28"/>
-                <w:szCs w:val="28"/>
-              </w:rPr>
-              <w:lastRenderedPageBreak/>
-              <w:t>разработку тестовых наборов и тестовых сценариев для программного обеспечения.</w:t>
-            </w:r>
-            <w:bookmarkEnd w:id="2"/>
+            <w:r>
+              <w:rPr>
+                <w:rFonts w:ascii="GOST type B" w:hAnsi="GOST type B"/>
+                <w:i/>
+                <w:sz w:val="28"/>
+                <w:szCs w:val="28"/>
+              </w:rPr>
+              <w:t xml:space="preserve">Логика интеграции пользовательских функций с ядром программы. </w:t>
+            </w:r>
+            <w:r>
+              <w:rPr>
+                <w:rFonts w:ascii="GOST type B" w:hAnsi="GOST type B"/>
+                <w:i/>
+                <w:sz w:val="28"/>
+                <w:szCs w:val="28"/>
+              </w:rPr>
+              <w:br/>
+              <w:t>Добавление функционала, связанного с обработкой данных заявок.</w:t>
+            </w:r>
           </w:p>
         </w:tc>
         <w:tc>
@@ -2876,6 +2807,305 @@
                 <w:sz w:val="24"/>
                 <w:szCs w:val="24"/>
               </w:rPr>
+              <w:t>6</w:t>
+            </w:r>
+          </w:p>
+        </w:tc>
+        <w:tc>
+          <w:tcPr>
+            <w:tcW w:w="1155" w:type="dxa"/>
+            <w:vAlign w:val="center"/>
+          </w:tcPr>
+          <w:p>
+            <w:pPr>
+              <w:jc w:val="center"/>
+            </w:pPr>
+            <w:r>
+              <w:rPr>
+                <w:rFonts w:ascii="GOST type B" w:hAnsi="GOST type B" w:cs="Times New Roman"/>
+                <w:i/>
+                <w:sz w:val="24"/>
+                <w:szCs w:val="24"/>
+              </w:rPr>
+              <w:t>5(</w:t>
+            </w:r>
+            <w:proofErr w:type="spellStart"/>
+            <w:r>
+              <w:rPr>
+                <w:rFonts w:ascii="GOST type B" w:hAnsi="GOST type B" w:cs="Times New Roman"/>
+                <w:i/>
+                <w:sz w:val="24"/>
+                <w:szCs w:val="24"/>
+              </w:rPr>
+              <w:t>отл</w:t>
+            </w:r>
+            <w:proofErr w:type="spellEnd"/>
+            <w:r>
+              <w:rPr>
+                <w:rFonts w:ascii="GOST type B" w:hAnsi="GOST type B" w:cs="Times New Roman"/>
+                <w:i/>
+                <w:sz w:val="24"/>
+                <w:szCs w:val="24"/>
+              </w:rPr>
+              <w:t>)</w:t>
+            </w:r>
+          </w:p>
+        </w:tc>
+        <w:tc>
+          <w:tcPr>
+            <w:tcW w:w="1758" w:type="dxa"/>
+            <w:vAlign w:val="center"/>
+          </w:tcPr>
+          <w:p>
+            <w:pPr>
+              <w:jc w:val="center"/>
+            </w:pPr>
+          </w:p>
+        </w:tc>
+      </w:tr>
+      <w:tr>
+        <w:tc>
+          <w:tcPr>
+            <w:tcW w:w="1493" w:type="dxa"/>
+          </w:tcPr>
+          <w:p>
+            <w:pPr>
+              <w:rPr>
+                <w:rFonts w:ascii="GOST type B" w:hAnsi="GOST type B"/>
+                <w:i/>
+                <w:sz w:val="28"/>
+                <w:szCs w:val="28"/>
+              </w:rPr>
+            </w:pPr>
+            <w:r>
+              <w:rPr>
+                <w:rFonts w:ascii="GOST type B" w:hAnsi="GOST type B" w:cs="Times New Roman"/>
+                <w:i/>
+                <w:sz w:val="28"/>
+                <w:szCs w:val="28"/>
+                <w:highlight w:val="yellow"/>
+                <w:lang w:val="en-US"/>
+              </w:rPr>
+              <w:t>2</w:t>
+            </w:r>
+            <w:r>
+              <w:rPr>
+                <w:rFonts w:ascii="GOST type B" w:hAnsi="GOST type B" w:cs="Times New Roman"/>
+                <w:i/>
+                <w:sz w:val="28"/>
+                <w:szCs w:val="28"/>
+                <w:highlight w:val="yellow"/>
+                <w:lang w:val="en-US"/>
+              </w:rPr>
+              <w:t>6</w:t>
+            </w:r>
+            <w:r>
+              <w:rPr>
+                <w:rFonts w:ascii="GOST type B" w:hAnsi="GOST type B" w:cs="Times New Roman"/>
+                <w:i/>
+                <w:sz w:val="28"/>
+                <w:szCs w:val="28"/>
+                <w:highlight w:val="yellow"/>
+              </w:rPr>
+              <w:t>.</w:t>
+            </w:r>
+            <w:r>
+              <w:rPr>
+                <w:rFonts w:ascii="GOST type B" w:hAnsi="GOST type B" w:cs="Times New Roman"/>
+                <w:i/>
+                <w:sz w:val="28"/>
+                <w:szCs w:val="28"/>
+                <w:highlight w:val="yellow"/>
+                <w:lang w:val="en-US"/>
+              </w:rPr>
+              <w:t>04</w:t>
+            </w:r>
+            <w:r>
+              <w:rPr>
+                <w:rFonts w:ascii="GOST type B" w:hAnsi="GOST type B" w:cs="Times New Roman"/>
+                <w:i/>
+                <w:sz w:val="28"/>
+                <w:szCs w:val="28"/>
+                <w:highlight w:val="yellow"/>
+              </w:rPr>
+              <w:t>.202</w:t>
+            </w:r>
+            <w:r>
+              <w:rPr>
+                <w:rFonts w:ascii="GOST type B" w:hAnsi="GOST type B" w:cs="Times New Roman"/>
+                <w:i/>
+                <w:sz w:val="28"/>
+                <w:szCs w:val="28"/>
+                <w:highlight w:val="yellow"/>
+                <w:lang w:val="en-US"/>
+              </w:rPr>
+              <w:t>5</w:t>
+            </w:r>
+          </w:p>
+        </w:tc>
+        <w:tc>
+          <w:tcPr>
+            <w:tcW w:w="3452" w:type="dxa"/>
+            <w:vAlign w:val="center"/>
+          </w:tcPr>
+          <w:p>
+            <w:pPr>
+              <w:rPr>
+                <w:rFonts w:ascii="GOST type B" w:hAnsi="GOST type B"/>
+                <w:i/>
+                <w:sz w:val="28"/>
+                <w:szCs w:val="28"/>
+              </w:rPr>
+            </w:pPr>
+            <w:r>
+              <w:rPr>
+                <w:rFonts w:ascii="GOST type B" w:hAnsi="GOST type B"/>
+                <w:i/>
+                <w:sz w:val="28"/>
+                <w:szCs w:val="28"/>
+              </w:rPr>
+              <w:t xml:space="preserve">Выполнение работ по </w:t>
+            </w:r>
+            <w:r>
+              <w:rPr>
+                <w:rFonts w:ascii="GOST type B" w:hAnsi="GOST type B"/>
+                <w:i/>
+                <w:sz w:val="28"/>
+                <w:szCs w:val="28"/>
+              </w:rPr>
+              <w:lastRenderedPageBreak/>
+              <w:t>разработке сервисной части программы</w:t>
+            </w:r>
+          </w:p>
+        </w:tc>
+        <w:tc>
+          <w:tcPr>
+            <w:tcW w:w="2056" w:type="dxa"/>
+            <w:vAlign w:val="center"/>
+          </w:tcPr>
+          <w:p>
+            <w:pPr>
+              <w:rPr>
+                <w:rFonts w:ascii="GOST type B" w:hAnsi="GOST type B"/>
+                <w:i/>
+                <w:sz w:val="28"/>
+                <w:szCs w:val="28"/>
+              </w:rPr>
+            </w:pPr>
+          </w:p>
+        </w:tc>
+        <w:tc>
+          <w:tcPr>
+            <w:tcW w:w="3993" w:type="dxa"/>
+            <w:vAlign w:val="center"/>
+          </w:tcPr>
+          <w:p>
+            <w:pPr>
+              <w:ind w:left="708"/>
+              <w:rPr>
+                <w:rFonts w:ascii="GOST type B" w:hAnsi="GOST type B"/>
+                <w:i/>
+                <w:sz w:val="28"/>
+                <w:szCs w:val="28"/>
+              </w:rPr>
+            </w:pPr>
+            <w:r>
+              <w:rPr>
+                <w:rFonts w:ascii="GOST type B" w:hAnsi="GOST type B"/>
+                <w:i/>
+                <w:sz w:val="28"/>
+                <w:szCs w:val="28"/>
+                <w:highlight w:val="yellow"/>
+              </w:rPr>
+              <w:t>9</w:t>
+            </w:r>
+            <w:r>
+              <w:rPr>
+                <w:rFonts w:ascii="GOST type B" w:hAnsi="GOST type B"/>
+                <w:i/>
+                <w:sz w:val="28"/>
+                <w:szCs w:val="28"/>
+                <w:highlight w:val="yellow"/>
+              </w:rPr>
+              <w:t>.</w:t>
+            </w:r>
+            <w:r>
+              <w:rPr>
+                <w:rFonts w:ascii="GOST type B" w:hAnsi="GOST type B"/>
+                <w:i/>
+                <w:sz w:val="28"/>
+                <w:szCs w:val="28"/>
+              </w:rPr>
+              <w:t xml:space="preserve"> </w:t>
+            </w:r>
+            <w:r>
+              <w:rPr>
+                <w:rFonts w:ascii="GOST type B" w:hAnsi="GOST type B"/>
+                <w:i/>
+                <w:sz w:val="28"/>
+                <w:szCs w:val="28"/>
+              </w:rPr>
+              <w:t xml:space="preserve">Инструменты и </w:t>
+            </w:r>
+            <w:r>
+              <w:rPr>
+                <w:rFonts w:ascii="GOST type B" w:hAnsi="GOST type B"/>
+                <w:i/>
+                <w:sz w:val="28"/>
+                <w:szCs w:val="28"/>
+              </w:rPr>
+              <w:lastRenderedPageBreak/>
+              <w:t xml:space="preserve">методы отладки программного обеспечения. </w:t>
+            </w:r>
+            <w:r>
+              <w:rPr>
+                <w:rFonts w:ascii="GOST type B" w:hAnsi="GOST type B"/>
+                <w:i/>
+                <w:sz w:val="28"/>
+                <w:szCs w:val="28"/>
+              </w:rPr>
+              <w:br/>
+              <w:t xml:space="preserve">Использование </w:t>
+            </w:r>
+            <w:proofErr w:type="spellStart"/>
+            <w:r>
+              <w:rPr>
+                <w:rFonts w:ascii="GOST type B" w:hAnsi="GOST type B"/>
+                <w:i/>
+                <w:sz w:val="28"/>
+                <w:szCs w:val="28"/>
+              </w:rPr>
+              <w:t>дебаггера</w:t>
+            </w:r>
+            <w:proofErr w:type="spellEnd"/>
+            <w:r>
+              <w:rPr>
+                <w:rFonts w:ascii="GOST type B" w:hAnsi="GOST type B"/>
+                <w:i/>
+                <w:sz w:val="28"/>
+                <w:szCs w:val="28"/>
+              </w:rPr>
+              <w:t xml:space="preserve"> для выявления ошибок и их исправление.</w:t>
+            </w:r>
+          </w:p>
+        </w:tc>
+        <w:tc>
+          <w:tcPr>
+            <w:tcW w:w="1510" w:type="dxa"/>
+            <w:shd w:val="clear" w:color="auto" w:fill="auto"/>
+            <w:vAlign w:val="center"/>
+          </w:tcPr>
+          <w:p>
+            <w:pPr>
+              <w:jc w:val="center"/>
+            </w:pPr>
+            <w:r>
+              <w:rPr>
+                <w:rFonts w:ascii="GOST type B" w:hAnsi="GOST type B" w:cs="Times New Roman"/>
+                <w:i/>
+                <w:sz w:val="24"/>
+                <w:szCs w:val="24"/>
+              </w:rPr>
               <w:lastRenderedPageBreak/>
               <w:t>6</w:t>
             </w:r>
@@ -2937,6 +3167,7 @@
         <w:tc>
           <w:tcPr>
             <w:tcW w:w="1493" w:type="dxa"/>
+            <w:vAlign w:val="center"/>
           </w:tcPr>
           <w:p>
             <w:pPr>
@@ -2956,7 +3187,17 @@
                 <w:highlight w:val="yellow"/>
                 <w:lang w:val="en-US"/>
               </w:rPr>
-              <w:t>2</w:t>
+              <w:t>28</w:t>
+            </w:r>
+            <w:r>
+              <w:rPr>
+                <w:rFonts w:ascii="GOST type B" w:hAnsi="GOST type B" w:cs="Times New Roman"/>
+                <w:i/>
+                <w:sz w:val="28"/>
+                <w:szCs w:val="28"/>
+                <w:highlight w:val="yellow"/>
+              </w:rPr>
+              <w:t>.</w:t>
             </w:r>
             <w:r>
               <w:rPr>
@@ -2967,17 +3208,17 @@
                 <w:highlight w:val="yellow"/>
                 <w:lang w:val="en-US"/>
               </w:rPr>
-              <w:t>6</w:t>
-            </w:r>
-            <w:r>
-              <w:rPr>
-                <w:rFonts w:ascii="GOST type B" w:hAnsi="GOST type B" w:cs="Times New Roman"/>
-                <w:i/>
-                <w:sz w:val="28"/>
-                <w:szCs w:val="28"/>
-                <w:highlight w:val="yellow"/>
-              </w:rPr>
-              <w:t>.</w:t>
+              <w:t>04</w:t>
+            </w:r>
+            <w:r>
+              <w:rPr>
+                <w:rFonts w:ascii="GOST type B" w:hAnsi="GOST type B" w:cs="Times New Roman"/>
+                <w:i/>
+                <w:sz w:val="28"/>
+                <w:szCs w:val="28"/>
+                <w:highlight w:val="yellow"/>
+              </w:rPr>
+              <w:t>.202</w:t>
             </w:r>
             <w:r>
               <w:rPr>
@@ -2988,27 +3229,6 @@
                 <w:highlight w:val="yellow"/>
                 <w:lang w:val="en-US"/>
               </w:rPr>
-              <w:t>04</w:t>
-            </w:r>
-            <w:r>
-              <w:rPr>
-                <w:rFonts w:ascii="GOST type B" w:hAnsi="GOST type B" w:cs="Times New Roman"/>
-                <w:i/>
-                <w:sz w:val="28"/>
-                <w:szCs w:val="28"/>
-                <w:highlight w:val="yellow"/>
-              </w:rPr>
-              <w:t>.202</w:t>
-            </w:r>
-            <w:r>
-              <w:rPr>
-                <w:rFonts w:ascii="GOST type B" w:hAnsi="GOST type B" w:cs="Times New Roman"/>
-                <w:i/>
-                <w:sz w:val="28"/>
-                <w:szCs w:val="28"/>
-                <w:highlight w:val="yellow"/>
-                <w:lang w:val="en-US"/>
-              </w:rPr>
               <w:t>5</w:t>
             </w:r>
           </w:p>
@@ -3034,535 +3254,7 @@
                 <w:sz w:val="28"/>
                 <w:szCs w:val="28"/>
               </w:rPr>
-              <w:t>Выполнение работ по разработке сервисной части программы</w:t>
-            </w:r>
-          </w:p>
-        </w:tc>
-        <w:tc>
-          <w:tcPr>
-            <w:tcW w:w="2056" w:type="dxa"/>
-            <w:vAlign w:val="center"/>
-          </w:tcPr>
-          <w:p>
-            <w:pPr>
-              <w:rPr>
-                <w:rFonts w:ascii="GOST type B" w:hAnsi="GOST type B"/>
-                <w:i/>
-                <w:sz w:val="28"/>
-                <w:szCs w:val="28"/>
-              </w:rPr>
-            </w:pPr>
-          </w:p>
-        </w:tc>
-        <w:tc>
-          <w:tcPr>
-            <w:tcW w:w="3993" w:type="dxa"/>
-            <w:vAlign w:val="center"/>
-          </w:tcPr>
-          <w:p>
-            <w:pPr>
-              <w:ind w:left="708"/>
-              <w:rPr>
-                <w:rFonts w:ascii="GOST type B" w:hAnsi="GOST type B"/>
-                <w:i/>
-                <w:sz w:val="28"/>
-                <w:szCs w:val="28"/>
-              </w:rPr>
-            </w:pPr>
-            <w:r>
-              <w:rPr>
-                <w:rFonts w:ascii="GOST type B" w:hAnsi="GOST type B"/>
-                <w:i/>
-                <w:sz w:val="28"/>
-                <w:szCs w:val="28"/>
-                <w:highlight w:val="yellow"/>
-              </w:rPr>
-              <w:t>8</w:t>
-            </w:r>
-            <w:r>
-              <w:rPr>
-                <w:rFonts w:ascii="GOST type B" w:hAnsi="GOST type B"/>
-                <w:i/>
-                <w:sz w:val="28"/>
-                <w:szCs w:val="28"/>
-                <w:highlight w:val="yellow"/>
-              </w:rPr>
-              <w:t>.</w:t>
-            </w:r>
-            <w:r>
-              <w:rPr>
-                <w:rFonts w:ascii="GOST type B" w:hAnsi="GOST type B"/>
-                <w:i/>
-                <w:sz w:val="28"/>
-                <w:szCs w:val="28"/>
-              </w:rPr>
-              <w:t xml:space="preserve"> </w:t>
-            </w:r>
-            <w:bookmarkStart w:id="3" w:name="_Hlk196126047"/>
-            <w:r>
-              <w:rPr>
-                <w:rFonts w:ascii="GOST type B" w:hAnsi="GOST type B"/>
-                <w:i/>
-                <w:sz w:val="28"/>
-                <w:szCs w:val="28"/>
-              </w:rPr>
-              <w:t xml:space="preserve">Установка на компьютер нового сотрудника бухгалтерии новых комплектующих и настройка офисного оборудования. Прокладка и налаживание сетевого кабеля. Настройка ПО и установка платформы «1С: Бухгалтерия 8 (3.2)». Установка </w:t>
-            </w:r>
-            <w:r>
-              <w:rPr>
-                <w:rFonts w:ascii="GOST type B" w:hAnsi="GOST type B"/>
-                <w:i/>
-                <w:sz w:val="28"/>
-                <w:szCs w:val="28"/>
-              </w:rPr>
-              <w:t xml:space="preserve">и настройка ПО </w:t>
-            </w:r>
-            <w:r>
-              <w:rPr>
-                <w:rFonts w:ascii="GOST type B" w:hAnsi="GOST type B"/>
-                <w:i/>
-                <w:sz w:val="28"/>
-                <w:szCs w:val="28"/>
-              </w:rPr>
-              <w:t>антивирусной защиты</w:t>
-            </w:r>
-            <w:r>
-              <w:rPr>
-                <w:rFonts w:ascii="GOST type B" w:hAnsi="GOST type B"/>
-                <w:i/>
-                <w:sz w:val="28"/>
-                <w:szCs w:val="28"/>
-              </w:rPr>
-              <w:t>.</w:t>
-            </w:r>
-            <w:bookmarkEnd w:id="3"/>
-          </w:p>
-        </w:tc>
-        <w:tc>
-          <w:tcPr>
-            <w:tcW w:w="1510" w:type="dxa"/>
-            <w:shd w:val="clear" w:color="auto" w:fill="auto"/>
-            <w:vAlign w:val="center"/>
-          </w:tcPr>
-          <w:p>
-            <w:pPr>
-              <w:jc w:val="center"/>
-            </w:pPr>
-            <w:r>
-              <w:rPr>
-                <w:rFonts w:ascii="GOST type B" w:hAnsi="GOST type B" w:cs="Times New Roman"/>
-                <w:i/>
-                <w:sz w:val="24"/>
-                <w:szCs w:val="24"/>
-              </w:rPr>
-              <w:t>6</w:t>
-            </w:r>
-          </w:p>
-        </w:tc>
-        <w:tc>
-          <w:tcPr>
-            <w:tcW w:w="1155" w:type="dxa"/>
-            <w:vAlign w:val="center"/>
-          </w:tcPr>
-          <w:p>
-            <w:pPr>
-              <w:jc w:val="center"/>
-            </w:pPr>
-            <w:r>
-              <w:rPr>
-                <w:rFonts w:ascii="GOST type B" w:hAnsi="GOST type B" w:cs="Times New Roman"/>
-                <w:i/>
-                <w:sz w:val="24"/>
-                <w:szCs w:val="24"/>
-              </w:rPr>
-              <w:t>5(</w:t>
-            </w:r>
-            <w:proofErr w:type="spellStart"/>
-            <w:r>
-              <w:rPr>
-                <w:rFonts w:ascii="GOST type B" w:hAnsi="GOST type B" w:cs="Times New Roman"/>
-                <w:i/>
-                <w:sz w:val="24"/>
-                <w:szCs w:val="24"/>
-              </w:rPr>
-              <w:t>отл</w:t>
-            </w:r>
-            <w:proofErr w:type="spellEnd"/>
-            <w:r>
-              <w:rPr>
-                <w:rFonts w:ascii="GOST type B" w:hAnsi="GOST type B" w:cs="Times New Roman"/>
-                <w:i/>
-                <w:sz w:val="24"/>
-                <w:szCs w:val="24"/>
-              </w:rPr>
-              <w:t>)</w:t>
-            </w:r>
-          </w:p>
-        </w:tc>
-        <w:tc>
-          <w:tcPr>
-            <w:tcW w:w="1758" w:type="dxa"/>
-            <w:vAlign w:val="center"/>
-          </w:tcPr>
-          <w:p>
-            <w:pPr>
-              <w:jc w:val="center"/>
-            </w:pPr>
-          </w:p>
-        </w:tc>
-      </w:tr>
-      <w:tr>
-        <w:tc>
-          <w:tcPr>
-            <w:tcW w:w="1493" w:type="dxa"/>
-            <w:vAlign w:val="center"/>
-          </w:tcPr>
-          <w:p>
-            <w:pPr>
-              <w:rPr>
-                <w:rFonts w:ascii="GOST type B" w:hAnsi="GOST type B"/>
-                <w:i/>
-                <w:sz w:val="28"/>
-                <w:szCs w:val="28"/>
-              </w:rPr>
-            </w:pPr>
-            <w:r>
-              <w:rPr>
-                <w:rFonts w:ascii="GOST type B" w:hAnsi="GOST type B" w:cs="Times New Roman"/>
-                <w:i/>
-                <w:sz w:val="28"/>
-                <w:szCs w:val="28"/>
-                <w:highlight w:val="yellow"/>
-                <w:lang w:val="en-US"/>
-              </w:rPr>
-              <w:t>28</w:t>
-            </w:r>
-            <w:r>
-              <w:rPr>
-                <w:rFonts w:ascii="GOST type B" w:hAnsi="GOST type B" w:cs="Times New Roman"/>
-                <w:i/>
-                <w:sz w:val="28"/>
-                <w:szCs w:val="28"/>
-                <w:highlight w:val="yellow"/>
-              </w:rPr>
-              <w:t>.</w:t>
-            </w:r>
-            <w:r>
-              <w:rPr>
-                <w:rFonts w:ascii="GOST type B" w:hAnsi="GOST type B" w:cs="Times New Roman"/>
-                <w:i/>
-                <w:sz w:val="28"/>
-                <w:szCs w:val="28"/>
-                <w:highlight w:val="yellow"/>
-                <w:lang w:val="en-US"/>
-              </w:rPr>
-              <w:t>04</w:t>
-            </w:r>
-            <w:r>
-              <w:rPr>
-                <w:rFonts w:ascii="GOST type B" w:hAnsi="GOST type B" w:cs="Times New Roman"/>
-                <w:i/>
-                <w:sz w:val="28"/>
-                <w:szCs w:val="28"/>
-                <w:highlight w:val="yellow"/>
-              </w:rPr>
-              <w:t>.202</w:t>
-            </w:r>
-            <w:r>
-              <w:rPr>
-                <w:rFonts w:ascii="GOST type B" w:hAnsi="GOST type B" w:cs="Times New Roman"/>
-                <w:i/>
-                <w:sz w:val="28"/>
-                <w:szCs w:val="28"/>
-                <w:highlight w:val="yellow"/>
-                <w:lang w:val="en-US"/>
-              </w:rPr>
-              <w:t>5</w:t>
-            </w:r>
-          </w:p>
-        </w:tc>
-        <w:tc>
-          <w:tcPr>
-            <w:tcW w:w="3452" w:type="dxa"/>
-            <w:vAlign w:val="center"/>
-          </w:tcPr>
-          <w:p>
-            <w:pPr>
-              <w:rPr>
-                <w:rFonts w:ascii="GOST type B" w:hAnsi="GOST type B"/>
-                <w:i/>
-                <w:sz w:val="28"/>
-                <w:szCs w:val="28"/>
-              </w:rPr>
-            </w:pPr>
-            <w:r>
-              <w:rPr>
-                <w:rFonts w:ascii="GOST type B" w:hAnsi="GOST type B"/>
-                <w:i/>
-                <w:sz w:val="28"/>
-                <w:szCs w:val="28"/>
-              </w:rPr>
               <w:t>Выполнение работ по интеграции модулей в программную систему, выполнение задач контроля версий, получение версии заданного функционала</w:t>
-            </w:r>
-          </w:p>
-        </w:tc>
-        <w:tc>
-          <w:tcPr>
-            <w:tcW w:w="2056" w:type="dxa"/>
-            <w:vAlign w:val="center"/>
-          </w:tcPr>
-          <w:p>
-            <w:pPr>
-              <w:rPr>
-                <w:rFonts w:ascii="GOST type B" w:hAnsi="GOST type B"/>
-                <w:i/>
-                <w:sz w:val="28"/>
-                <w:szCs w:val="28"/>
-              </w:rPr>
-            </w:pPr>
-          </w:p>
-        </w:tc>
-        <w:tc>
-          <w:tcPr>
-            <w:tcW w:w="3993" w:type="dxa"/>
-            <w:vAlign w:val="center"/>
-          </w:tcPr>
-          <w:p>
-            <w:pPr>
-              <w:ind w:left="708"/>
-              <w:rPr>
-                <w:rFonts w:ascii="GOST type B" w:hAnsi="GOST type B"/>
-                <w:i/>
-                <w:sz w:val="28"/>
-                <w:szCs w:val="28"/>
-              </w:rPr>
-            </w:pPr>
-            <w:r>
-              <w:rPr>
-                <w:rFonts w:ascii="GOST type B" w:hAnsi="GOST type B"/>
-                <w:i/>
-                <w:sz w:val="28"/>
-                <w:szCs w:val="28"/>
-                <w:highlight w:val="yellow"/>
-              </w:rPr>
-              <w:t>9</w:t>
-            </w:r>
-            <w:r>
-              <w:rPr>
-                <w:rFonts w:ascii="GOST type B" w:hAnsi="GOST type B"/>
-                <w:i/>
-                <w:sz w:val="28"/>
-                <w:szCs w:val="28"/>
-                <w:highlight w:val="yellow"/>
-              </w:rPr>
-              <w:t>.</w:t>
-            </w:r>
-            <w:r>
-              <w:rPr>
-                <w:rFonts w:ascii="GOST type B" w:hAnsi="GOST type B"/>
-                <w:i/>
-                <w:sz w:val="28"/>
-                <w:szCs w:val="28"/>
-              </w:rPr>
-              <w:t xml:space="preserve"> </w:t>
-            </w:r>
-            <w:bookmarkStart w:id="4" w:name="_Hlk196126115"/>
-            <w:r>
-              <w:rPr>
-                <w:rFonts w:ascii="GOST type B" w:hAnsi="GOST type B"/>
-                <w:i/>
-                <w:sz w:val="28"/>
-                <w:szCs w:val="28"/>
-              </w:rPr>
-              <w:t>Изучение приема и обработки информации, полученной с помощью информационных систем.</w:t>
-            </w:r>
-          </w:p>
-          <w:p>
-            <w:pPr>
-              <w:ind w:left="708"/>
-              <w:rPr>
-                <w:rFonts w:ascii="GOST type B" w:hAnsi="GOST type B"/>
-                <w:i/>
-                <w:sz w:val="28"/>
-                <w:szCs w:val="28"/>
-              </w:rPr>
-            </w:pPr>
-            <w:r>
-              <w:rPr>
-                <w:rFonts w:ascii="GOST type B" w:hAnsi="GOST type B"/>
-                <w:i/>
-                <w:sz w:val="28"/>
-                <w:szCs w:val="28"/>
-              </w:rPr>
-              <w:t>Помощь сотрудникам предприятия при работе с интернетом.</w:t>
-            </w:r>
-          </w:p>
-          <w:bookmarkEnd w:id="4"/>
-          <w:p>
-            <w:pPr>
-              <w:rPr>
-                <w:rFonts w:ascii="GOST type B" w:hAnsi="GOST type B"/>
-                <w:i/>
-                <w:sz w:val="28"/>
-                <w:szCs w:val="28"/>
-              </w:rPr>
-            </w:pPr>
-          </w:p>
-        </w:tc>
-        <w:tc>
-          <w:tcPr>
-            <w:tcW w:w="1510" w:type="dxa"/>
-            <w:shd w:val="clear" w:color="auto" w:fill="auto"/>
-            <w:vAlign w:val="center"/>
-          </w:tcPr>
-          <w:p>
-            <w:pPr>
-              <w:jc w:val="center"/>
-            </w:pPr>
-            <w:r>
-              <w:rPr>
-                <w:rFonts w:ascii="GOST type B" w:hAnsi="GOST type B" w:cs="Times New Roman"/>
-                <w:i/>
-                <w:sz w:val="24"/>
-                <w:szCs w:val="24"/>
-              </w:rPr>
-              <w:t>6</w:t>
-            </w:r>
-          </w:p>
-        </w:tc>
-        <w:tc>
-          <w:tcPr>
-            <w:tcW w:w="1155" w:type="dxa"/>
-            <w:vAlign w:val="center"/>
-          </w:tcPr>
-          <w:p>
-            <w:pPr>
-              <w:jc w:val="center"/>
-            </w:pPr>
-            <w:r>
-              <w:rPr>
-                <w:rFonts w:ascii="GOST type B" w:hAnsi="GOST type B" w:cs="Times New Roman"/>
-                <w:i/>
-                <w:sz w:val="24"/>
-                <w:szCs w:val="24"/>
-              </w:rPr>
-              <w:t>5(</w:t>
-            </w:r>
-            <w:proofErr w:type="spellStart"/>
-            <w:r>
-              <w:rPr>
-                <w:rFonts w:ascii="GOST type B" w:hAnsi="GOST type B" w:cs="Times New Roman"/>
-                <w:i/>
-                <w:sz w:val="24"/>
-                <w:szCs w:val="24"/>
-              </w:rPr>
-              <w:t>отл</w:t>
-            </w:r>
-            <w:proofErr w:type="spellEnd"/>
-            <w:r>
-              <w:rPr>
-                <w:rFonts w:ascii="GOST type B" w:hAnsi="GOST type B" w:cs="Times New Roman"/>
-                <w:i/>
-                <w:sz w:val="24"/>
-                <w:szCs w:val="24"/>
-              </w:rPr>
-              <w:t>)</w:t>
-            </w:r>
-          </w:p>
-        </w:tc>
-        <w:tc>
-          <w:tcPr>
-            <w:tcW w:w="1758" w:type="dxa"/>
-            <w:vAlign w:val="center"/>
-          </w:tcPr>
-          <w:p>
-            <w:pPr>
-              <w:jc w:val="center"/>
-            </w:pPr>
-          </w:p>
-        </w:tc>
-      </w:tr>
-      <w:tr>
-        <w:tc>
-          <w:tcPr>
-            <w:tcW w:w="1493" w:type="dxa"/>
-            <w:vAlign w:val="center"/>
-          </w:tcPr>
-          <w:p>
-            <w:pPr>
-              <w:rPr>
-                <w:rFonts w:ascii="GOST type B" w:hAnsi="GOST type B"/>
-                <w:i/>
-                <w:sz w:val="28"/>
-                <w:szCs w:val="28"/>
-              </w:rPr>
-            </w:pPr>
-            <w:r>
-              <w:rPr>
-                <w:rFonts w:ascii="GOST type B" w:hAnsi="GOST type B" w:cs="Times New Roman"/>
-                <w:i/>
-                <w:sz w:val="28"/>
-                <w:szCs w:val="28"/>
-                <w:highlight w:val="yellow"/>
-                <w:lang w:val="en-US"/>
-              </w:rPr>
-              <w:t>29.04</w:t>
-            </w:r>
-            <w:r>
-              <w:rPr>
-                <w:rFonts w:ascii="GOST type B" w:hAnsi="GOST type B" w:cs="Times New Roman"/>
-                <w:i/>
-                <w:sz w:val="28"/>
-                <w:szCs w:val="28"/>
-                <w:highlight w:val="yellow"/>
-              </w:rPr>
-              <w:t>.202</w:t>
-            </w:r>
-            <w:r>
-              <w:rPr>
-                <w:rFonts w:ascii="GOST type B" w:hAnsi="GOST type B" w:cs="Times New Roman"/>
-                <w:i/>
-                <w:sz w:val="28"/>
-                <w:szCs w:val="28"/>
-                <w:highlight w:val="yellow"/>
-                <w:lang w:val="en-US"/>
-              </w:rPr>
-              <w:t>5</w:t>
-            </w:r>
-          </w:p>
-        </w:tc>
-        <w:tc>
-          <w:tcPr>
-            <w:tcW w:w="3452" w:type="dxa"/>
-            <w:vAlign w:val="center"/>
-          </w:tcPr>
-          <w:p>
-            <w:pPr>
-              <w:rPr>
-                <w:rFonts w:ascii="GOST type B" w:hAnsi="GOST type B"/>
-                <w:i/>
-                <w:sz w:val="28"/>
-                <w:szCs w:val="28"/>
-              </w:rPr>
-            </w:pPr>
-            <w:r>
-              <w:rPr>
-                <w:rFonts w:ascii="GOST type B" w:hAnsi="GOST type B"/>
-                <w:i/>
-                <w:sz w:val="28"/>
-                <w:szCs w:val="28"/>
-              </w:rPr>
-              <w:t xml:space="preserve">Выполнение работ по </w:t>
-            </w:r>
-            <w:r>
-              <w:rPr>
-                <w:rFonts w:ascii="GOST type B" w:hAnsi="GOST type B"/>
-                <w:i/>
-                <w:sz w:val="28"/>
-                <w:szCs w:val="28"/>
-              </w:rPr>
-              <w:lastRenderedPageBreak/>
-              <w:t>интеграции модулей в программную систему, выполнение задач контроля версий, получение версии заданного функционала</w:t>
             </w:r>
           </w:p>
         </w:tc>
@@ -3627,96 +3319,31 @@
               </w:rPr>
               <w:t xml:space="preserve"> </w:t>
             </w:r>
-            <w:bookmarkStart w:id="5" w:name="_Hlk196126136"/>
             <w:r>
               <w:rPr>
                 <w:rFonts w:eastAsia="Times New Roman"/>
                 <w:i/>
                 <w:iCs/>
-                <w:color w:val="33363B"/>
+                <w:color w:val="000000" w:themeColor="text1"/>
                 <w:sz w:val="28"/>
                 <w:szCs w:val="28"/>
                 <w:lang w:eastAsia="ru-RU"/>
               </w:rPr>
-              <w:t>П</w:t>
-            </w:r>
-            <w:r>
-              <w:rPr>
-                <w:rFonts w:ascii="GOST type B" w:hAnsi="GOST type B"/>
-                <w:i/>
-                <w:sz w:val="28"/>
-                <w:szCs w:val="28"/>
-              </w:rPr>
-              <w:t>омощ</w:t>
-            </w:r>
-            <w:r>
-              <w:rPr>
-                <w:rFonts w:ascii="GOST type B" w:hAnsi="GOST type B"/>
-                <w:i/>
-                <w:sz w:val="28"/>
-                <w:szCs w:val="28"/>
-              </w:rPr>
-              <w:t>ь</w:t>
-            </w:r>
-            <w:r>
-              <w:rPr>
-                <w:rFonts w:ascii="GOST type B" w:hAnsi="GOST type B"/>
-                <w:i/>
-                <w:sz w:val="28"/>
-                <w:szCs w:val="28"/>
-              </w:rPr>
-              <w:t xml:space="preserve"> по ремонту </w:t>
-            </w:r>
-            <w:r>
-              <w:rPr>
-                <w:rFonts w:ascii="GOST type B" w:hAnsi="GOST type B"/>
-                <w:i/>
-                <w:sz w:val="28"/>
-                <w:szCs w:val="28"/>
-              </w:rPr>
-              <w:lastRenderedPageBreak/>
-              <w:t>технической составляющей информационной системы (компьютеров).</w:t>
-            </w:r>
-          </w:p>
-          <w:p>
-            <w:pPr>
-              <w:ind w:left="708"/>
-              <w:rPr>
-                <w:rFonts w:ascii="GOST type B" w:hAnsi="GOST type B"/>
-                <w:i/>
-                <w:sz w:val="28"/>
-                <w:szCs w:val="28"/>
-              </w:rPr>
-            </w:pPr>
-            <w:r>
-              <w:rPr>
-                <w:rFonts w:ascii="GOST type B" w:hAnsi="GOST type B"/>
-                <w:i/>
-                <w:sz w:val="28"/>
-                <w:szCs w:val="28"/>
-              </w:rPr>
-              <w:t>Чистка ПК от вирусов</w:t>
-            </w:r>
-            <w:r>
-              <w:rPr>
-                <w:rFonts w:ascii="GOST type B" w:hAnsi="GOST type B"/>
-                <w:i/>
-                <w:sz w:val="28"/>
-                <w:szCs w:val="28"/>
-              </w:rPr>
-              <w:t xml:space="preserve"> в случае заражения.</w:t>
-            </w:r>
-          </w:p>
-          <w:bookmarkEnd w:id="5"/>
-          <w:p>
-            <w:pPr>
-              <w:rPr>
-                <w:rFonts w:ascii="GOST type B" w:hAnsi="GOST type B"/>
-                <w:i/>
-                <w:sz w:val="28"/>
-                <w:szCs w:val="28"/>
-              </w:rPr>
-            </w:pPr>
+              <w:t xml:space="preserve">Логика работы сервисных модулей. </w:t>
+            </w:r>
+            <w:r>
+              <w:rPr>
+                <w:rFonts w:eastAsia="Times New Roman"/>
+                <w:i/>
+                <w:iCs/>
+                <w:color w:val="000000" w:themeColor="text1"/>
+                <w:sz w:val="28"/>
+                <w:szCs w:val="28"/>
+                <w:lang w:eastAsia="ru-RU"/>
+              </w:rPr>
+              <w:br/>
+              <w:t>Добавление сервисных функций и их тестирование.</w:t>
+            </w:r>
           </w:p>
         </w:tc>
         <w:tc>
@@ -3736,7 +3363,6 @@
                 <w:sz w:val="24"/>
                 <w:szCs w:val="24"/>
               </w:rPr>
-              <w:lastRenderedPageBreak/>
               <w:t>6</w:t>
             </w:r>
           </w:p>
@@ -3817,6 +3443,215 @@
                 <w:highlight w:val="yellow"/>
                 <w:lang w:val="en-US"/>
               </w:rPr>
+              <w:t>29.04</w:t>
+            </w:r>
+            <w:r>
+              <w:rPr>
+                <w:rFonts w:ascii="GOST type B" w:hAnsi="GOST type B" w:cs="Times New Roman"/>
+                <w:i/>
+                <w:sz w:val="28"/>
+                <w:szCs w:val="28"/>
+                <w:highlight w:val="yellow"/>
+              </w:rPr>
+              <w:t>.202</w:t>
+            </w:r>
+            <w:r>
+              <w:rPr>
+                <w:rFonts w:ascii="GOST type B" w:hAnsi="GOST type B" w:cs="Times New Roman"/>
+                <w:i/>
+                <w:sz w:val="28"/>
+                <w:szCs w:val="28"/>
+                <w:highlight w:val="yellow"/>
+                <w:lang w:val="en-US"/>
+              </w:rPr>
+              <w:t>5</w:t>
+            </w:r>
+          </w:p>
+        </w:tc>
+        <w:tc>
+          <w:tcPr>
+            <w:tcW w:w="3452" w:type="dxa"/>
+            <w:vAlign w:val="center"/>
+          </w:tcPr>
+          <w:p>
+            <w:pPr>
+              <w:rPr>
+                <w:rFonts w:ascii="GOST type B" w:hAnsi="GOST type B"/>
+                <w:i/>
+                <w:sz w:val="28"/>
+                <w:szCs w:val="28"/>
+              </w:rPr>
+            </w:pPr>
+            <w:r>
+              <w:rPr>
+                <w:rFonts w:ascii="GOST type B" w:hAnsi="GOST type B"/>
+                <w:i/>
+                <w:sz w:val="28"/>
+                <w:szCs w:val="28"/>
+              </w:rPr>
+              <w:t>Выполнение работ по интеграции модулей в программную систему, выполнение задач контроля версий, получение версии заданного функционала</w:t>
+            </w:r>
+          </w:p>
+        </w:tc>
+        <w:tc>
+          <w:tcPr>
+            <w:tcW w:w="2056" w:type="dxa"/>
+            <w:vAlign w:val="center"/>
+          </w:tcPr>
+          <w:p>
+            <w:pPr>
+              <w:rPr>
+                <w:rFonts w:ascii="GOST type B" w:hAnsi="GOST type B"/>
+                <w:i/>
+                <w:sz w:val="28"/>
+                <w:szCs w:val="28"/>
+              </w:rPr>
+            </w:pPr>
+          </w:p>
+        </w:tc>
+        <w:tc>
+          <w:tcPr>
+            <w:tcW w:w="3993" w:type="dxa"/>
+            <w:vAlign w:val="center"/>
+          </w:tcPr>
+          <w:p>
+            <w:pPr>
+              <w:ind w:left="708"/>
+              <w:rPr>
+                <w:rFonts w:ascii="GOST type B" w:hAnsi="GOST type B"/>
+                <w:i/>
+                <w:sz w:val="28"/>
+                <w:szCs w:val="28"/>
+              </w:rPr>
+            </w:pPr>
+            <w:r>
+              <w:rPr>
+                <w:rFonts w:ascii="GOST type B" w:hAnsi="GOST type B"/>
+                <w:i/>
+                <w:sz w:val="28"/>
+                <w:szCs w:val="28"/>
+                <w:highlight w:val="yellow"/>
+              </w:rPr>
+              <w:t>11.</w:t>
+            </w:r>
+            <w:r>
+              <w:rPr>
+                <w:rFonts w:ascii="GOST type B" w:hAnsi="GOST type B"/>
+                <w:i/>
+                <w:sz w:val="28"/>
+                <w:szCs w:val="28"/>
+              </w:rPr>
+              <w:t xml:space="preserve"> Взаимодействие между модулями программы. </w:t>
+            </w:r>
+            <w:r>
+              <w:rPr>
+                <w:rFonts w:ascii="GOST type B" w:hAnsi="GOST type B"/>
+                <w:i/>
+                <w:sz w:val="28"/>
+                <w:szCs w:val="28"/>
+              </w:rPr>
+              <w:br/>
+              <w:t>Сборка модулей, тестирование их работы в единой системе.</w:t>
+            </w:r>
+          </w:p>
+        </w:tc>
+        <w:tc>
+          <w:tcPr>
+            <w:tcW w:w="1510" w:type="dxa"/>
+            <w:shd w:val="clear" w:color="auto" w:fill="auto"/>
+            <w:vAlign w:val="center"/>
+          </w:tcPr>
+          <w:p>
+            <w:pPr>
+              <w:jc w:val="center"/>
+            </w:pPr>
+            <w:r>
+              <w:rPr>
+                <w:rFonts w:ascii="GOST type B" w:hAnsi="GOST type B" w:cs="Times New Roman"/>
+                <w:i/>
+                <w:sz w:val="24"/>
+                <w:szCs w:val="24"/>
+              </w:rPr>
+              <w:t>6</w:t>
+            </w:r>
+          </w:p>
+        </w:tc>
+        <w:tc>
+          <w:tcPr>
+            <w:tcW w:w="1155" w:type="dxa"/>
+            <w:vAlign w:val="center"/>
+          </w:tcPr>
+          <w:p>
+            <w:pPr>
+              <w:jc w:val="center"/>
+            </w:pPr>
+            <w:r>
+              <w:rPr>
+                <w:rFonts w:ascii="GOST type B" w:hAnsi="GOST type B" w:cs="Times New Roman"/>
+                <w:i/>
+                <w:sz w:val="24"/>
+                <w:szCs w:val="24"/>
+              </w:rPr>
+              <w:t>5(</w:t>
+            </w:r>
+            <w:proofErr w:type="spellStart"/>
+            <w:r>
+              <w:rPr>
+                <w:rFonts w:ascii="GOST type B" w:hAnsi="GOST type B" w:cs="Times New Roman"/>
+                <w:i/>
+                <w:sz w:val="24"/>
+                <w:szCs w:val="24"/>
+              </w:rPr>
+              <w:t>отл</w:t>
+            </w:r>
+            <w:proofErr w:type="spellEnd"/>
+            <w:r>
+              <w:rPr>
+                <w:rFonts w:ascii="GOST type B" w:hAnsi="GOST type B" w:cs="Times New Roman"/>
+                <w:i/>
+                <w:sz w:val="24"/>
+                <w:szCs w:val="24"/>
+              </w:rPr>
+              <w:t>)</w:t>
+            </w:r>
+          </w:p>
+        </w:tc>
+        <w:tc>
+          <w:tcPr>
+            <w:tcW w:w="1758" w:type="dxa"/>
+            <w:vAlign w:val="center"/>
+          </w:tcPr>
+          <w:p>
+            <w:pPr>
+              <w:jc w:val="center"/>
+            </w:pPr>
+          </w:p>
+        </w:tc>
+      </w:tr>
+      <w:tr>
+        <w:tc>
+          <w:tcPr>
+            <w:tcW w:w="1493" w:type="dxa"/>
+            <w:vAlign w:val="center"/>
+          </w:tcPr>
+          <w:p>
+            <w:pPr>
+              <w:rPr>
+                <w:rFonts w:ascii="GOST type B" w:hAnsi="GOST type B"/>
+                <w:i/>
+                <w:sz w:val="28"/>
+                <w:szCs w:val="28"/>
+              </w:rPr>
+            </w:pPr>
+            <w:r>
+              <w:rPr>
+                <w:rFonts w:ascii="GOST type B" w:hAnsi="GOST type B" w:cs="Times New Roman"/>
+                <w:i/>
+                <w:sz w:val="28"/>
+                <w:szCs w:val="28"/>
+                <w:highlight w:val="yellow"/>
+                <w:lang w:val="en-US"/>
+              </w:rPr>
               <w:t>30</w:t>
             </w:r>
             <w:r>
@@ -3937,7 +3772,7 @@
                 <w:szCs w:val="28"/>
                 <w:highlight w:val="yellow"/>
               </w:rPr>
-              <w:t>1</w:t>
+              <w:t>2</w:t>
             </w:r>
             <w:r>
               <w:rPr>
@@ -3958,17 +3793,36 @@
               </w:rPr>
               <w:t xml:space="preserve"> </w:t>
             </w:r>
-            <w:bookmarkStart w:id="6" w:name="_Hlk196126144"/>
-            <w:r>
-              <w:rPr>
-                <w:rFonts w:ascii="GOST type B" w:hAnsi="GOST type B"/>
-                <w:i/>
-                <w:sz w:val="28"/>
-                <w:szCs w:val="28"/>
-              </w:rPr>
-              <w:t>Обработка и систематизация в отчете полученных во время практики знаний.</w:t>
-            </w:r>
-            <w:bookmarkEnd w:id="6"/>
+            <w:bookmarkStart w:id="1" w:name="_Hlk196126144"/>
+            <w:r>
+              <w:rPr>
+                <w:rFonts w:ascii="GOST type B" w:hAnsi="GOST type B"/>
+                <w:i/>
+                <w:sz w:val="28"/>
+                <w:szCs w:val="28"/>
+              </w:rPr>
+              <w:t xml:space="preserve">Методы тестирования, верификации и аттестации. </w:t>
+            </w:r>
+            <w:r>
+              <w:rPr>
+                <w:rFonts w:ascii="GOST type B" w:hAnsi="GOST type B"/>
+                <w:i/>
+                <w:sz w:val="28"/>
+                <w:szCs w:val="28"/>
+              </w:rPr>
+              <w:br/>
+              <w:t>Полное тестирование программы, исправление найденных ошибок</w:t>
+            </w:r>
+            <w:r>
+              <w:rPr>
+                <w:rFonts w:ascii="GOST type B" w:hAnsi="GOST type B"/>
+                <w:i/>
+                <w:sz w:val="28"/>
+                <w:szCs w:val="28"/>
+              </w:rPr>
+              <w:t>.</w:t>
+            </w:r>
+            <w:bookmarkEnd w:id="1"/>
           </w:p>
         </w:tc>
         <w:tc>
@@ -4062,6 +3916,7 @@
           <w:sz w:val="26"/>
           <w:szCs w:val="26"/>
         </w:rPr>
+        <w:lastRenderedPageBreak/>
         <w:t xml:space="preserve">Программа практики выполнена в полном объеме </w:t>
       </w:r>
       <w:proofErr w:type="gramStart"/>
